--- a/data_store/word/Hướng dẫn đầy đủ về ăn dặm theo khuyến cáo của Viện Dinh dưỡng Quốc gia.docx
+++ b/data_store/word/Hướng dẫn đầy đủ về ăn dặm theo khuyến cáo của Viện Dinh dưỡng Quốc gia.docx
@@ -73,62 +73,6 @@
     </w:p>
     <w:p>
       <w:r>
-        <w:rPr>
-          <w:noProof/>
-        </w:rPr>
-        <w:lastRenderedPageBreak/>
-        <w:drawing>
-          <wp:inline distT="0" distB="0" distL="0" distR="0">
-            <wp:extent cx="4763135" cy="3167380"/>
-            <wp:effectExtent l="0" t="0" r="0" b="0"/>
-            <wp:docPr id="2" name="Picture 2" descr="&#10;6 tháng tuổi là thời gian phù hợp bắt đầu cho trẻ ăn dặm&#10;"/>
-            <wp:cNvGraphicFramePr>
-              <a:graphicFrameLocks xmlns:a="http://schemas.openxmlformats.org/drawingml/2006/main" noChangeAspect="1"/>
-            </wp:cNvGraphicFramePr>
-            <a:graphic xmlns:a="http://schemas.openxmlformats.org/drawingml/2006/main">
-              <a:graphicData uri="http://schemas.openxmlformats.org/drawingml/2006/picture">
-                <pic:pic xmlns:pic="http://schemas.openxmlformats.org/drawingml/2006/picture">
-                  <pic:nvPicPr>
-                    <pic:cNvPr id="0" name="Picture 1" descr="&#10;6 tháng tuổi là thời gian phù hợp bắt đầu cho trẻ ăn dặm&#10;"/>
-                    <pic:cNvPicPr>
-                      <a:picLocks noChangeAspect="1" noChangeArrowheads="1"/>
-                    </pic:cNvPicPr>
-                  </pic:nvPicPr>
-                  <pic:blipFill>
-                    <a:blip r:embed="rId6">
-                      <a:extLst>
-                        <a:ext uri="{28A0092B-C50C-407E-A947-70E740481C1C}">
-                          <a14:useLocalDpi xmlns:a14="http://schemas.microsoft.com/office/drawing/2010/main" val="0"/>
-                        </a:ext>
-                      </a:extLst>
-                    </a:blip>
-                    <a:srcRect/>
-                    <a:stretch>
-                      <a:fillRect/>
-                    </a:stretch>
-                  </pic:blipFill>
-                  <pic:spPr bwMode="auto">
-                    <a:xfrm>
-                      <a:off x="0" y="0"/>
-                      <a:ext cx="4763135" cy="3167380"/>
-                    </a:xfrm>
-                    <a:prstGeom prst="rect">
-                      <a:avLst/>
-                    </a:prstGeom>
-                    <a:noFill/>
-                    <a:ln>
-                      <a:noFill/>
-                    </a:ln>
-                  </pic:spPr>
-                </pic:pic>
-              </a:graphicData>
-            </a:graphic>
-          </wp:inline>
-        </w:drawing>
-      </w:r>
-    </w:p>
-    <w:p>
-      <w:r>
         <w:t xml:space="preserve">6 tháng tuổi là thời gian phù hợp bắt đầu cho trẻ ăn dặm </w:t>
       </w:r>
     </w:p>
@@ -219,6 +163,7 @@
         <w:pStyle w:val="NormalWeb"/>
       </w:pPr>
       <w:r>
+        <w:lastRenderedPageBreak/>
         <w:t xml:space="preserve">Nếu cho trẻ </w:t>
       </w:r>
       <w:r>
@@ -261,7 +206,6 @@
         <w:pStyle w:val="NormalWeb"/>
       </w:pPr>
       <w:r>
-        <w:lastRenderedPageBreak/>
         <w:t>Thời gian đầu cho bé ăn dặm, cha mẹ nên tập cho bé ăn từng chút một. 1 - 3 bữa đầu tiên có thể cho trẻ ăn từ 5 - 10ml thức ăn. Tăng lượng ăn dần dần để dạ dày và hệ tiêu hóa của trẻ có thời gian làm quen và thích nghi với một loại thức ăn mới không phải sữa mẹ.</w:t>
       </w:r>
     </w:p>
@@ -328,71 +272,9 @@
       <w:r>
         <w:t>Thời gian đầu trẻ tập ăn chỉ nên ăn các loại thức ăn dễ tiêu hóa như cháo và các loại rau, củ, quả. Tuy nhiên, từ 9 - 11 tháng cần cho trẻ ăn đầy đủ 4 nhóm thức ăn gồm: gạo; thịt, trứng; cá, tôm, cua; rau, củ và dầu hoặc mỡ... Ngoài ra, nên cho trẻ ăn nhiều hoa quả để bổ sung các loại vitamin cần thiết cho cơ thể, giúp trẻ mau lớn, phát triển khỏe mạnh hơn.</w:t>
       </w:r>
-    </w:p>
-    <w:p>
-      <w:r>
-        <w:rPr>
-          <w:noProof/>
-        </w:rPr>
-        <w:drawing>
-          <wp:inline distT="0" distB="0" distL="0" distR="0">
-            <wp:extent cx="4763135" cy="2493645"/>
-            <wp:effectExtent l="0" t="0" r="0" b="1905"/>
-            <wp:docPr id="1" name="Picture 1" descr="&#10;Cho trẻ ăn dặm đầy đủ dinh dưỡng từ ngũ cốc, rau củ quả, thịt cá, dầu mỡ&#10;"/>
-            <wp:cNvGraphicFramePr>
-              <a:graphicFrameLocks xmlns:a="http://schemas.openxmlformats.org/drawingml/2006/main" noChangeAspect="1"/>
-            </wp:cNvGraphicFramePr>
-            <a:graphic xmlns:a="http://schemas.openxmlformats.org/drawingml/2006/main">
-              <a:graphicData uri="http://schemas.openxmlformats.org/drawingml/2006/picture">
-                <pic:pic xmlns:pic="http://schemas.openxmlformats.org/drawingml/2006/picture">
-                  <pic:nvPicPr>
-                    <pic:cNvPr id="0" name="Picture 2" descr="&#10;Cho trẻ ăn dặm đầy đủ dinh dưỡng từ ngũ cốc, rau củ quả, thịt cá, dầu mỡ&#10;"/>
-                    <pic:cNvPicPr>
-                      <a:picLocks noChangeAspect="1" noChangeArrowheads="1"/>
-                    </pic:cNvPicPr>
-                  </pic:nvPicPr>
-                  <pic:blipFill>
-                    <a:blip r:embed="rId7">
-                      <a:extLst>
-                        <a:ext uri="{28A0092B-C50C-407E-A947-70E740481C1C}">
-                          <a14:useLocalDpi xmlns:a14="http://schemas.microsoft.com/office/drawing/2010/main" val="0"/>
-                        </a:ext>
-                      </a:extLst>
-                    </a:blip>
-                    <a:srcRect/>
-                    <a:stretch>
-                      <a:fillRect/>
-                    </a:stretch>
-                  </pic:blipFill>
-                  <pic:spPr bwMode="auto">
-                    <a:xfrm>
-                      <a:off x="0" y="0"/>
-                      <a:ext cx="4763135" cy="2493645"/>
-                    </a:xfrm>
-                    <a:prstGeom prst="rect">
-                      <a:avLst/>
-                    </a:prstGeom>
-                    <a:noFill/>
-                    <a:ln>
-                      <a:noFill/>
-                    </a:ln>
-                  </pic:spPr>
-                </pic:pic>
-              </a:graphicData>
-            </a:graphic>
-          </wp:inline>
-        </w:drawing>
-      </w:r>
-    </w:p>
-    <w:p>
-      <w:r>
-        <w:t xml:space="preserve">Cho trẻ ăn dặm đầy đủ dinh dưỡng từ ngũ cốc, rau củ quả, thịt cá, dầu mỡ </w:t>
-      </w:r>
-    </w:p>
-    <w:p>
-      <w:pPr>
-        <w:pStyle w:val="NormalWeb"/>
-      </w:pPr>
+      <w:r>
+        <w:t xml:space="preserve"> </w:t>
+      </w:r>
       <w:r>
         <w:t>Khi chế biến đồ ăn dặm cho trẻ, cần lựa chọn các loại thực phẩm sạch, đảm bảo vệ sinh. Tốt nhất nên sử dụng các loại thực phẩm có nguồn gốc rõ ràng vì hệ tiêu hóa của trẻ rất non nớt, rất dễ bị vi khuẩn tấn công.</w:t>
       </w:r>
@@ -402,7 +284,6 @@
         <w:pStyle w:val="Heading2"/>
       </w:pPr>
       <w:r>
-        <w:lastRenderedPageBreak/>
         <w:t>5. Thực đơn ăn dặm phù hợp với độ tuổi</w:t>
       </w:r>
     </w:p>
@@ -459,6 +340,7 @@
         <w:pStyle w:val="NormalWeb"/>
       </w:pPr>
       <w:r>
+        <w:lastRenderedPageBreak/>
         <w:t>Trẻ từ 9 - 11 tháng: Giai đoạn này có thể cho trẻ ăn 3 - 4 bữa bột đặc một ngày. Ngoài rau củ quả, nên cho trẻ ăn thêm trứng, thịt, cá, hải sản và đặc biệt là dầu hoặc mỡ. Vẫn duy trì cho trẻ bú sữa mẹ hoặc uống sữa công thức hàng ngày.</w:t>
       </w:r>
     </w:p>
@@ -550,10 +432,12 @@
         </w:numPr>
         <w:spacing w:before="100" w:beforeAutospacing="1" w:after="100" w:afterAutospacing="1" w:line="240" w:lineRule="auto"/>
       </w:pPr>
+      <w:bookmarkStart w:id="0" w:name="_GoBack"/>
       <w:r>
         <w:t>Theo Viện Dinh dưỡng Quốc gia, dưới 1 tuổi, thận của trẻ còn yếu, không thể tải quá 1g muối mỗi ngày. Không nêm thêm các loại gia vị mặn vào thức ăn của trẻ. Bản thân thực phẩm đã cung cấp đủ nhu cầu của trẻ.</w:t>
       </w:r>
     </w:p>
+    <w:bookmarkEnd w:id="0"/>
     <w:p>
       <w:pPr>
         <w:numPr>
@@ -575,7 +459,6 @@
         <w:spacing w:before="100" w:beforeAutospacing="1" w:after="100" w:afterAutospacing="1" w:line="240" w:lineRule="auto"/>
       </w:pPr>
       <w:r>
-        <w:lastRenderedPageBreak/>
         <w:t>Cho trẻ ăn cháo ngọt: Cha mẹ không nên sử dụng quá nhiều đường cho trẻ. Với người lớn, lượng đường tiêu thụ tối đa trong một ngày là 20g. Vì thế, không nên cho trẻ ăn quá nhiều đường sẽ ảnh hưởng đến sức khỏe.</w:t>
       </w:r>
     </w:p>
@@ -622,7 +505,7 @@
       <w:r>
         <w:t xml:space="preserve">Trong quá trình bé ăn dặm, cha mẹ nên bổ sung cho trẻ các sản phẩm hỗ trợ có chứa </w:t>
       </w:r>
-      <w:hyperlink r:id="rId8" w:history="1">
+      <w:hyperlink r:id="rId6" w:history="1">
         <w:r>
           <w:rPr>
             <w:rStyle w:val="Hyperlink"/>
@@ -642,7 +525,7 @@
       <w:r>
         <w:t xml:space="preserve"> các vi khoáng chất và vitamin thiết yếu như </w:t>
       </w:r>
-      <w:hyperlink r:id="rId9" w:history="1">
+      <w:hyperlink r:id="rId7" w:history="1">
         <w:r>
           <w:rPr>
             <w:rStyle w:val="Hyperlink"/>
@@ -655,7 +538,7 @@
       <w:r>
         <w:t xml:space="preserve">, crom, </w:t>
       </w:r>
-      <w:hyperlink r:id="rId10" w:history="1">
+      <w:hyperlink r:id="rId8" w:history="1">
         <w:r>
           <w:rPr>
             <w:rStyle w:val="Hyperlink"/>
@@ -666,7 +549,11 @@
         </w:r>
       </w:hyperlink>
       <w:r>
-        <w:t xml:space="preserve">, vitamin nhóm B giúp đáp ứng đầy đủ nhu cầu về dưỡng chất ở trẻ. Đồng thời các vitamin thiết yếu này còn hỗ trợ tiêu hóa, tăng cường khả năng hấp thu dưỡng chất, giúp cải thiện tình trạng biếng ăn, giúp trẻ ăn ngon miệng. Cha mẹ có thể đồng thời áp dụng việc bổ sung chất qua đường ăn uống và các thực phẩm chức năng có nguồn gốc từ tự nhiên để bé dễ hấp thụ. </w:t>
+        <w:t xml:space="preserve">, vitamin nhóm B giúp đáp ứng đầy đủ nhu cầu về dưỡng chất ở trẻ. Đồng thời các vitamin thiết yếu này còn hỗ trợ tiêu hóa, tăng cường khả năng hấp thu dưỡng chất, giúp cải thiện tình trạng biếng ăn, giúp trẻ ăn ngon miệng. Cha mẹ </w:t>
+      </w:r>
+      <w:r>
+        <w:lastRenderedPageBreak/>
+        <w:t xml:space="preserve">có thể đồng thời áp dụng việc bổ sung chất qua đường ăn uống và các thực phẩm chức năng có nguồn gốc từ tự nhiên để bé dễ hấp thụ. </w:t>
       </w:r>
     </w:p>
     <w:p>
@@ -676,7 +563,7 @@
       <w:r>
         <w:t xml:space="preserve">Để đặt lịch khám tại viện, Quý khách vui lòng bấm số </w:t>
       </w:r>
-      <w:hyperlink r:id="rId11" w:anchor="modal-call-button')" w:history="1">
+      <w:hyperlink r:id="rId9" w:anchor="modal-call-button')" w:history="1">
         <w:r>
           <w:rPr>
             <w:rStyle w:val="Hyperlink"/>
@@ -687,7 +574,7 @@
       <w:r>
         <w:t xml:space="preserve"> hoặc đặt lịch trực tiếp </w:t>
       </w:r>
-      <w:hyperlink r:id="rId12" w:tgtFrame="_blank" w:history="1">
+      <w:hyperlink r:id="rId10" w:tgtFrame="_blank" w:history="1">
         <w:r>
           <w:rPr>
             <w:rStyle w:val="Hyperlink"/>
@@ -698,7 +585,7 @@
       <w:r>
         <w:t xml:space="preserve">. Tải và đặt lịch khám tự động trên ứng dụng </w:t>
       </w:r>
-      <w:hyperlink r:id="rId13" w:tgtFrame="_blank" w:history="1">
+      <w:hyperlink r:id="rId11" w:tgtFrame="_blank" w:history="1">
         <w:r>
           <w:rPr>
             <w:rStyle w:val="Hyperlink"/>
@@ -710,10 +597,7 @@
         <w:t xml:space="preserve"> để quản lý, theo dõi lịch và đặt hẹn mọi lúc mọi nơi ngay trên ứng dụng.</w:t>
       </w:r>
     </w:p>
-    <w:p>
-      <w:bookmarkStart w:id="0" w:name="_GoBack"/>
-      <w:bookmarkEnd w:id="0"/>
-    </w:p>
+    <w:p/>
     <w:sectPr>
       <w:pgSz w:w="12240" w:h="15840"/>
       <w:pgMar w:top="1440" w:right="1440" w:bottom="1440" w:left="1440" w:header="720" w:footer="720" w:gutter="0"/>
@@ -2364,7 +2248,6 @@
     <w:name w:val="Normal (Web)"/>
     <w:basedOn w:val="Normal"/>
     <w:uiPriority w:val="99"/>
-    <w:semiHidden/>
     <w:unhideWhenUsed/>
     <w:rsid w:val="000C3F13"/>
     <w:pPr>
@@ -2688,7 +2571,6 @@
     <w:name w:val="Normal (Web)"/>
     <w:basedOn w:val="Normal"/>
     <w:uiPriority w:val="99"/>
-    <w:semiHidden/>
     <w:unhideWhenUsed/>
     <w:rsid w:val="000C3F13"/>
     <w:pPr>
